--- a/story-revised/CoG - Chapter 7 State Y.docx
+++ b/story-revised/CoG - Chapter 7 State Y.docx
@@ -1401,6 +1401,10 @@
       <w:r>
         <w:t>And Kael had to choose.</w:t>
       </w:r>
+      <w:r>
+        <w:br/>
+        <w:t>[[END: SOLD_SOUL_TO_ELARA]]</w:t>
+      </w:r>
     </w:p>
     <w:p/>
     <w:p>
@@ -1534,11 +1538,7 @@
         <w:t>→ FLOWS TO: Chapter 8, Path δ (The Broken Man)</w:t>
       </w:r>
     </w:p>
-    <w:p>
-      <w:r>
-        <w:t>[[END: SOLD_SOUL_TO_ELARA]]</w:t>
-      </w:r>
-    </w:p>
+    <w:p/>
     <w:sectPr>
       <w:pgSz w:w="12240" w:h="15840"/>
       <w:pgMar w:top="1440" w:right="1800" w:bottom="1440" w:left="1800" w:header="720" w:footer="720" w:gutter="0"/>

--- a/story-revised/CoG - Chapter 7 State Y.docx
+++ b/story-revised/CoG - Chapter 7 State Y.docx
@@ -1401,144 +1401,144 @@
       <w:r>
         <w:t>And Kael had to choose.</w:t>
       </w:r>
-      <w:r>
-        <w:br/>
+    </w:p>
+    <w:p/>
+    <w:p>
+      <w:r>
+        <w:t>DECISION POINT D7-Y: THE DESPERATE CHOICE</w:t>
+      </w:r>
+    </w:p>
+    <w:p>
+      <w:r>
+        <w:t>The Choice: Kael can trust Elara despite his paranoia, accepting help he cannot verify from a source he cannot trust. Or he can reject her offer, proceeding alone in his damaged state, relying on nothing but his own fractured judgment.</w:t>
+      </w:r>
+    </w:p>
+    <w:p>
+      <w:r>
+        <w:t>OPTION Y-1: Trust Elara (Against Judgment) — Every instinct screams danger. Every hallucination whispers betrayal. But Kael's instincts have been wrong before, and his hallucinations are products of a mind that can no longer distinguish reality from projection. Elara offers help. In his current state, help might be the only thing that matters.</w:t>
+      </w:r>
+    </w:p>
+    <w:p>
+      <w:r>
+        <w:t>Status Gained:</w:t>
+      </w:r>
+    </w:p>
+    <w:p>
+      <w:r>
+        <w:t>ALLIANCE: Elara (Questionable)</w:t>
+      </w:r>
+    </w:p>
+    <w:p>
+      <w:r>
+        <w:t>ASSET: Elara's Support</w:t>
+      </w:r>
+    </w:p>
+    <w:p>
+      <w:r>
+        <w:t>LIABILITY: Unreliable Perception</w:t>
+      </w:r>
+    </w:p>
+    <w:p>
+      <w:r>
+        <w:t>STATUS: Damaged Partnership</w:t>
+      </w:r>
+    </w:p>
+    <w:p>
+      <w:r>
+        <w:t>Accumulated Status (State Y-1):</w:t>
+      </w:r>
+    </w:p>
+    <w:p>
+      <w:r>
+        <w:t>Alliance: Elara (Questionable)</w:t>
+      </w:r>
+    </w:p>
+    <w:p>
+      <w:r>
+        <w:t>Asset: Elara's Support, Lila (if rescued), [Evidence if applicable]</w:t>
+      </w:r>
+    </w:p>
+    <w:p>
+      <w:r>
+        <w:t>Liability: Unreliable Perception, Trust Issues</w:t>
+      </w:r>
+    </w:p>
+    <w:p>
+      <w:r>
+        <w:t>State: Fragile Alliance</w:t>
+      </w:r>
+    </w:p>
+    <w:p>
+      <w:r>
+        <w:t>→ FLOWS TO: Chapter 8, Path γ (The Damaged Partnership)</w:t>
+      </w:r>
+    </w:p>
+    <w:p/>
+    <w:p>
+      <w:r>
+        <w:t>OPTION Y-2: Reject Elara — Trust no one. Trust nothing. The paranoia might be justified or might be a symptom of damage too severe to overcome. Either way, Kael cannot risk relying on someone whose motives remain opaque, whose history is manipulation, whose presence triggers every alarm his fractured mind possesses.</w:t>
+      </w:r>
+    </w:p>
+    <w:p>
+      <w:r>
+        <w:t>Status Gained:</w:t>
+      </w:r>
+    </w:p>
+    <w:p>
+      <w:r>
+        <w:t>STATUS: Alone (Paranoid)</w:t>
+      </w:r>
+    </w:p>
+    <w:p>
+      <w:r>
+        <w:t>LIABILITY: Severe Psychological Damage</w:t>
+      </w:r>
+    </w:p>
+    <w:p>
+      <w:r>
+        <w:t>LIABILITY: No Support</w:t>
+      </w:r>
+    </w:p>
+    <w:p>
+      <w:r>
+        <w:t>ASSET: Independence (No One Can Betray You If You Trust No One)</w:t>
+      </w:r>
+    </w:p>
+    <w:p>
+      <w:r>
+        <w:t>Accumulated Status (State Y-2):</w:t>
+      </w:r>
+    </w:p>
+    <w:p>
+      <w:r>
+        <w:t>Alliance: None (Isolation)</w:t>
+      </w:r>
+    </w:p>
+    <w:p>
+      <w:r>
+        <w:t>Asset: Independence, [Evidence if applicable]</w:t>
+      </w:r>
+    </w:p>
+    <w:p>
+      <w:r>
+        <w:t>Liability: Psychological Damage, Physical Weakness</w:t>
+      </w:r>
+    </w:p>
+    <w:p>
+      <w:r>
+        <w:t>State: Broken but Free</w:t>
+      </w:r>
+    </w:p>
+    <w:p>
+      <w:r>
+        <w:t>→ FLOWS TO: Chapter 8, Path δ (The Broken Man)</w:t>
+      </w:r>
+    </w:p>
+    <w:p>
+      <w:r>
         <w:t>[[END: SOLD_SOUL_TO_ELARA]]</w:t>
       </w:r>
     </w:p>
-    <w:p/>
-    <w:p>
-      <w:r>
-        <w:t>DECISION POINT D7-Y: THE DESPERATE CHOICE</w:t>
-      </w:r>
-    </w:p>
-    <w:p>
-      <w:r>
-        <w:t>The Choice: Kael can trust Elara despite his paranoia, accepting help he cannot verify from a source he cannot trust. Or he can reject her offer, proceeding alone in his damaged state, relying on nothing but his own fractured judgment.</w:t>
-      </w:r>
-    </w:p>
-    <w:p>
-      <w:r>
-        <w:t>OPTION Y-1: Trust Elara (Against Judgment) — Every instinct screams danger. Every hallucination whispers betrayal. But Kael's instincts have been wrong before, and his hallucinations are products of a mind that can no longer distinguish reality from projection. Elara offers help. In his current state, help might be the only thing that matters.</w:t>
-      </w:r>
-    </w:p>
-    <w:p>
-      <w:r>
-        <w:t>Status Gained:</w:t>
-      </w:r>
-    </w:p>
-    <w:p>
-      <w:r>
-        <w:t>ALLIANCE: Elara (Questionable)</w:t>
-      </w:r>
-    </w:p>
-    <w:p>
-      <w:r>
-        <w:t>ASSET: Elara's Support</w:t>
-      </w:r>
-    </w:p>
-    <w:p>
-      <w:r>
-        <w:t>LIABILITY: Unreliable Perception</w:t>
-      </w:r>
-    </w:p>
-    <w:p>
-      <w:r>
-        <w:t>STATUS: Damaged Partnership</w:t>
-      </w:r>
-    </w:p>
-    <w:p>
-      <w:r>
-        <w:t>Accumulated Status (State Y-1):</w:t>
-      </w:r>
-    </w:p>
-    <w:p>
-      <w:r>
-        <w:t>Alliance: Elara (Questionable)</w:t>
-      </w:r>
-    </w:p>
-    <w:p>
-      <w:r>
-        <w:t>Asset: Elara's Support, Lila (if rescued), [Evidence if applicable]</w:t>
-      </w:r>
-    </w:p>
-    <w:p>
-      <w:r>
-        <w:t>Liability: Unreliable Perception, Trust Issues</w:t>
-      </w:r>
-    </w:p>
-    <w:p>
-      <w:r>
-        <w:t>State: Fragile Alliance</w:t>
-      </w:r>
-    </w:p>
-    <w:p>
-      <w:r>
-        <w:t>→ FLOWS TO: Chapter 8, Path γ (The Damaged Partnership)</w:t>
-      </w:r>
-    </w:p>
-    <w:p/>
-    <w:p>
-      <w:r>
-        <w:t>OPTION Y-2: Reject Elara — Trust no one. Trust nothing. The paranoia might be justified or might be a symptom of damage too severe to overcome. Either way, Kael cannot risk relying on someone whose motives remain opaque, whose history is manipulation, whose presence triggers every alarm his fractured mind possesses.</w:t>
-      </w:r>
-    </w:p>
-    <w:p>
-      <w:r>
-        <w:t>Status Gained:</w:t>
-      </w:r>
-    </w:p>
-    <w:p>
-      <w:r>
-        <w:t>STATUS: Alone (Paranoid)</w:t>
-      </w:r>
-    </w:p>
-    <w:p>
-      <w:r>
-        <w:t>LIABILITY: Severe Psychological Damage</w:t>
-      </w:r>
-    </w:p>
-    <w:p>
-      <w:r>
-        <w:t>LIABILITY: No Support</w:t>
-      </w:r>
-    </w:p>
-    <w:p>
-      <w:r>
-        <w:t>ASSET: Independence (No One Can Betray You If You Trust No One)</w:t>
-      </w:r>
-    </w:p>
-    <w:p>
-      <w:r>
-        <w:t>Accumulated Status (State Y-2):</w:t>
-      </w:r>
-    </w:p>
-    <w:p>
-      <w:r>
-        <w:t>Alliance: None (Isolation)</w:t>
-      </w:r>
-    </w:p>
-    <w:p>
-      <w:r>
-        <w:t>Asset: Independence, [Evidence if applicable]</w:t>
-      </w:r>
-    </w:p>
-    <w:p>
-      <w:r>
-        <w:t>Liability: Psychological Damage, Physical Weakness</w:t>
-      </w:r>
-    </w:p>
-    <w:p>
-      <w:r>
-        <w:t>State: Broken but Free</w:t>
-      </w:r>
-    </w:p>
-    <w:p>
-      <w:r>
-        <w:t>→ FLOWS TO: Chapter 8, Path δ (The Broken Man)</w:t>
-      </w:r>
-    </w:p>
-    <w:p/>
     <w:sectPr>
       <w:pgSz w:w="12240" w:h="15840"/>
       <w:pgMar w:top="1440" w:right="1800" w:bottom="1440" w:left="1800" w:header="720" w:footer="720" w:gutter="0"/>
